--- a/Projeto 2.docx
+++ b/Projeto 2.docx
@@ -34,7 +34,7 @@
     <w:p>
       <w:r>
         <w:pict w14:anchorId="543058C9">
-          <v:rect id="_x0000_i1129" style="width:0;height:1.5pt" o:hralign="center" o:hrstd="t" o:hr="t" fillcolor="#a0a0a0" stroked="f"/>
+          <v:rect id="_x0000_i1025" style="width:0;height:1.5pt" o:hralign="center" o:hrstd="t" o:hr="t" fillcolor="#a0a0a0" stroked="f"/>
         </w:pict>
       </w:r>
     </w:p>
@@ -43,88 +43,107 @@
         <w:rPr>
           <w:b/>
           <w:bCs/>
-          <w:lang w:val="es-ES"/>
         </w:rPr>
       </w:pPr>
       <w:r>
         <w:rPr>
           <w:b/>
           <w:bCs/>
-          <w:lang w:val="es-ES"/>
-        </w:rPr>
-        <w:t>In</w:t>
-      </w:r>
-      <w:r>
-        <w:rPr>
-          <w:b/>
-          <w:bCs/>
-          <w:lang w:val="es-ES"/>
-        </w:rPr>
-        <w:t>tegrantes:</w:t>
+        </w:rPr>
+        <w:t>Integrantes:</w:t>
+      </w:r>
+    </w:p>
+    <w:p>
+      <w:r>
+        <w:t>Nicholas dos Santos Leal                                 RA: 10409210</w:t>
+      </w:r>
+    </w:p>
+    <w:p>
+      <w:r>
+        <w:t xml:space="preserve">José Maike Ferreira Ferro             </w:t>
+      </w:r>
+      <w:r>
+        <w:t xml:space="preserve">                     </w:t>
+      </w:r>
+      <w:r>
+        <w:t xml:space="preserve"> RA: 10732694</w:t>
+      </w:r>
+    </w:p>
+    <w:p>
+      <w:r>
+        <w:t xml:space="preserve">Bruno Matheus </w:t>
+      </w:r>
+      <w:proofErr w:type="spellStart"/>
+      <w:r>
+        <w:t>Garutti</w:t>
+      </w:r>
+      <w:proofErr w:type="spellEnd"/>
+      <w:r>
+        <w:t xml:space="preserve"> Pinto           </w:t>
+      </w:r>
+      <w:r>
+        <w:t xml:space="preserve">               </w:t>
+      </w:r>
+      <w:r>
+        <w:t xml:space="preserve"> RA: 10736747</w:t>
+      </w:r>
+    </w:p>
+    <w:p>
+      <w:r>
+        <w:t xml:space="preserve">Klaus Gustavo </w:t>
+      </w:r>
+      <w:proofErr w:type="spellStart"/>
+      <w:r>
+        <w:t>Castelein</w:t>
+      </w:r>
+      <w:proofErr w:type="spellEnd"/>
+      <w:r>
+        <w:t xml:space="preserve"> Ricieri Moura </w:t>
+      </w:r>
+      <w:r>
+        <w:t xml:space="preserve">     </w:t>
+      </w:r>
+      <w:r>
+        <w:t xml:space="preserve"> RA: 10735808</w:t>
+      </w:r>
+    </w:p>
+    <w:p>
+      <w:r>
+        <w:pict w14:anchorId="775A94CB">
+          <v:rect id="_x0000_i1026" style="width:0;height:1.5pt" o:hralign="center" o:hrstd="t" o:hr="t" fillcolor="#a0a0a0" stroked="f"/>
+        </w:pict>
       </w:r>
     </w:p>
     <w:p>
       <w:pPr>
         <w:rPr>
-          <w:lang w:val="es-ES"/>
+          <w:b/>
+          <w:bCs/>
+          <w:color w:val="0070C0"/>
+          <w:u w:val="single"/>
         </w:rPr>
       </w:pPr>
       <w:r>
         <w:rPr>
-          <w:lang w:val="es-ES"/>
-        </w:rPr>
-        <w:t>Nicholas dos Santos Leal              </w:t>
-      </w:r>
-      <w:r>
-        <w:rPr>
-          <w:lang w:val="es-ES"/>
-        </w:rPr>
-        <w:t xml:space="preserve">                  </w:t>
-      </w:r>
-      <w:r>
-        <w:rPr>
-          <w:lang w:val="es-ES"/>
-        </w:rPr>
-        <w:t xml:space="preserve"> RA: 10409210</w:t>
-      </w:r>
-    </w:p>
-    <w:p>
-      <w:r>
-        <w:t xml:space="preserve">José Maike Ferreira Ferro             </w:t>
-      </w:r>
-      <w:r>
-        <w:t xml:space="preserve">                     </w:t>
-      </w:r>
-      <w:r>
-        <w:t xml:space="preserve"> RA: 10732694</w:t>
-      </w:r>
-    </w:p>
-    <w:p>
-      <w:r>
-        <w:t xml:space="preserve">Bruno Matheus Garutti Pinto           </w:t>
-      </w:r>
-      <w:r>
-        <w:t xml:space="preserve">               </w:t>
-      </w:r>
-      <w:r>
-        <w:t xml:space="preserve"> RA: 10736747</w:t>
-      </w:r>
-    </w:p>
-    <w:p>
-      <w:r>
-        <w:t xml:space="preserve">Klaus Gustavo Castelein Ricieri Moura </w:t>
-      </w:r>
-      <w:r>
-        <w:t xml:space="preserve">     </w:t>
-      </w:r>
-      <w:r>
-        <w:t xml:space="preserve"> RA: 10735808</w:t>
-      </w:r>
-    </w:p>
-    <w:p>
-      <w:r>
-        <w:pict w14:anchorId="775A94CB">
-          <v:rect id="_x0000_i1127" style="width:0;height:1.5pt" o:hralign="center" o:hrstd="t" o:hr="t" fillcolor="#a0a0a0" stroked="f"/>
+          <w:b/>
+          <w:bCs/>
+        </w:rPr>
+        <w:t xml:space="preserve">Link do vídeo (Youtube): </w:t>
+      </w:r>
+      <w:r>
+        <w:rPr>
+          <w:b/>
+          <w:bCs/>
+          <w:color w:val="0070C0"/>
+          <w:u w:val="single"/>
+        </w:rPr>
+        <w:t>https://www.youtube.com/watch?v=O5-zNsFSy6s</w:t>
+      </w:r>
+    </w:p>
+    <w:p>
+      <w:r>
+        <w:pict w14:anchorId="1539323F">
+          <v:rect id="_x0000_i1027" style="width:0;height:1.5pt" o:hralign="center" o:hrstd="t" o:hr="t" fillcolor="#a0a0a0" stroked="f"/>
         </w:pict>
       </w:r>
     </w:p>
@@ -140,38 +159,19 @@
           <w:b/>
           <w:bCs/>
         </w:rPr>
-        <w:t xml:space="preserve">Link do vídeo (Youtube): </w:t>
-      </w:r>
-    </w:p>
-    <w:p>
-      <w:r>
-        <w:pict w14:anchorId="1539323F">
-          <v:rect id="_x0000_i1115" style="width:0;height:1.5pt" o:hralign="center" o:hrstd="t" o:hr="t" fillcolor="#a0a0a0" stroked="f"/>
-        </w:pict>
-      </w:r>
-    </w:p>
-    <w:p>
-      <w:pPr>
-        <w:rPr>
-          <w:b/>
-          <w:bCs/>
-        </w:rPr>
-      </w:pPr>
-      <w:r>
-        <w:rPr>
-          <w:b/>
-          <w:bCs/>
-        </w:rPr>
         <w:t>Tabela 1 – Curva de Crescimento da Execução dos Algoritmos</w:t>
       </w:r>
     </w:p>
     <w:p>
       <w:r>
+        <w:rPr>
+          <w:noProof/>
+        </w:rPr>
         <w:drawing>
-          <wp:inline distT="0" distB="0" distL="0" distR="0" wp14:anchorId="7B58933F" wp14:editId="48EFA5DC">
-            <wp:extent cx="5400040" cy="925830"/>
-            <wp:effectExtent l="0" t="0" r="0" b="7620"/>
-            <wp:docPr id="1468367054" name="Imagem 1"/>
+          <wp:inline distT="0" distB="0" distL="0" distR="0" wp14:anchorId="5017E89C" wp14:editId="51A6E854">
+            <wp:extent cx="5400040" cy="907415"/>
+            <wp:effectExtent l="0" t="0" r="0" b="6985"/>
+            <wp:docPr id="802885869" name="Imagem 1"/>
             <wp:cNvGraphicFramePr>
               <a:graphicFrameLocks xmlns:a="http://schemas.openxmlformats.org/drawingml/2006/main" noChangeAspect="1"/>
             </wp:cNvGraphicFramePr>
@@ -179,7 +179,7 @@
               <a:graphicData uri="http://schemas.openxmlformats.org/drawingml/2006/picture">
                 <pic:pic xmlns:pic="http://schemas.openxmlformats.org/drawingml/2006/picture">
                   <pic:nvPicPr>
-                    <pic:cNvPr id="1468367054" name=""/>
+                    <pic:cNvPr id="802885869" name=""/>
                     <pic:cNvPicPr/>
                   </pic:nvPicPr>
                   <pic:blipFill>
@@ -191,7 +191,7 @@
                   <pic:spPr>
                     <a:xfrm>
                       <a:off x="0" y="0"/>
-                      <a:ext cx="5400040" cy="925830"/>
+                      <a:ext cx="5400040" cy="907415"/>
                     </a:xfrm>
                     <a:prstGeom prst="rect">
                       <a:avLst/>
@@ -205,7 +205,7 @@
       </w:r>
       <w:r>
         <w:pict w14:anchorId="4E494A8A">
-          <v:rect id="_x0000_i1116" style="width:0;height:1.5pt" o:hralign="center" o:hrstd="t" o:hr="t" fillcolor="#a0a0a0" stroked="f"/>
+          <v:rect id="_x0000_i1028" style="width:0;height:1.5pt" o:hralign="center" o:hrstd="t" o:hr="t" fillcolor="#a0a0a0" stroked="f"/>
         </w:pict>
       </w:r>
     </w:p>
@@ -226,11 +226,14 @@
     </w:p>
     <w:p>
       <w:r>
+        <w:rPr>
+          <w:noProof/>
+        </w:rPr>
         <w:drawing>
-          <wp:inline distT="0" distB="0" distL="0" distR="0" wp14:anchorId="5E7D90EA" wp14:editId="44B0FF19">
-            <wp:extent cx="5400040" cy="2291080"/>
+          <wp:inline distT="0" distB="0" distL="0" distR="0" wp14:anchorId="1ABBE317" wp14:editId="112C8AF5">
+            <wp:extent cx="5400040" cy="2312035"/>
             <wp:effectExtent l="0" t="0" r="0" b="0"/>
-            <wp:docPr id="1365034673" name="Imagem 1"/>
+            <wp:docPr id="645449905" name="Imagem 1"/>
             <wp:cNvGraphicFramePr>
               <a:graphicFrameLocks xmlns:a="http://schemas.openxmlformats.org/drawingml/2006/main" noChangeAspect="1"/>
             </wp:cNvGraphicFramePr>
@@ -238,7 +241,7 @@
               <a:graphicData uri="http://schemas.openxmlformats.org/drawingml/2006/picture">
                 <pic:pic xmlns:pic="http://schemas.openxmlformats.org/drawingml/2006/picture">
                   <pic:nvPicPr>
-                    <pic:cNvPr id="1365034673" name=""/>
+                    <pic:cNvPr id="645449905" name=""/>
                     <pic:cNvPicPr/>
                   </pic:nvPicPr>
                   <pic:blipFill>
@@ -250,7 +253,7 @@
                   <pic:spPr>
                     <a:xfrm>
                       <a:off x="0" y="0"/>
-                      <a:ext cx="5400040" cy="2291080"/>
+                      <a:ext cx="5400040" cy="2312035"/>
                     </a:xfrm>
                     <a:prstGeom prst="rect">
                       <a:avLst/>
@@ -264,7 +267,7 @@
       </w:r>
       <w:r>
         <w:pict w14:anchorId="6CBD7E0D">
-          <v:rect id="_x0000_i1117" style="width:0;height:1.5pt" o:hralign="center" o:hrstd="t" o:hr="t" fillcolor="#a0a0a0" stroked="f"/>
+          <v:rect id="_x0000_i1029" style="width:0;height:1.5pt" o:hralign="center" o:hrstd="t" o:hr="t" fillcolor="#a0a0a0" stroked="f"/>
         </w:pict>
       </w:r>
     </w:p>
@@ -285,34 +288,112 @@
     </w:p>
     <w:p>
       <w:r>
-        <w:t>O gráfico de tempo de execução mostra a diferença de desempenho entre os algoritmos Bubble Sort e Merge Sort conforme o tamanho da entrada aumenta.</w:t>
+        <w:t xml:space="preserve">O gráfico de tempo de execução mostra a diferença de desempenho entre os algoritmos Bubble </w:t>
+      </w:r>
+      <w:proofErr w:type="spellStart"/>
+      <w:r>
+        <w:t>Sort</w:t>
+      </w:r>
+      <w:proofErr w:type="spellEnd"/>
+      <w:r>
+        <w:t xml:space="preserve"> e Merge </w:t>
+      </w:r>
+      <w:proofErr w:type="spellStart"/>
+      <w:r>
+        <w:t>Sort</w:t>
+      </w:r>
+      <w:proofErr w:type="spellEnd"/>
+      <w:r>
+        <w:t xml:space="preserve"> conforme o tamanho da entrada aumenta.</w:t>
       </w:r>
     </w:p>
     <w:p>
       <w:r>
         <w:lastRenderedPageBreak/>
-        <w:t>Nos testes realizados, o Bubble Sort apresentou um crescimento muito elevado no tempo de execução. Para entradas pequenas, como 1000 alunos, o tempo foi baixo, porém, conforme a quantidade de registros aumentou, o algoritmo passou a exigir um tempo significativamente maior. Na entrada com 200000 alunos, o tempo médio ultrapassou 360 segundos.</w:t>
-      </w:r>
-    </w:p>
-    <w:p>
-      <w:r>
-        <w:t>Já o Merge Sort apresentou um crescimento muito menor no tempo de execução. Mesmo utilizando entradas grandes, o algoritmo manteve tempos baixos, ficando abaixo de 1 segundo em todos os testes realizados.</w:t>
-      </w:r>
-    </w:p>
-    <w:p>
-      <w:r>
-        <w:t>Essa diferença ocorre devido à complexidade dos algoritmos. O Bubble Sort possui complexidade quadrática, enquanto o Merge Sort possui complexidade O(n log n), tornando-o mais eficiente para grandes volumes de dados.</w:t>
-      </w:r>
-    </w:p>
-    <w:p>
-      <w:r>
-        <w:t>Os resultados obtidos demonstram claramente que o Merge Sort possui desempenho superior ao Bubble Sort em cenários com grande quantidade de elementos.</w:t>
+        <w:t xml:space="preserve">Nos testes realizados, o Bubble </w:t>
+      </w:r>
+      <w:proofErr w:type="spellStart"/>
+      <w:r>
+        <w:t>Sort</w:t>
+      </w:r>
+      <w:proofErr w:type="spellEnd"/>
+      <w:r>
+        <w:t xml:space="preserve"> apresentou um crescimento muito elevado no tempo de execução. Para entradas pequenas, como 1000 alunos, o tempo foi baixo, porém, conforme a quantidade de registros aumentou, o algoritmo passou a exigir um tempo significativamente maior. Na entrada com 200000 alunos, o tempo médio ultrapassou 360 segundos</w:t>
+      </w:r>
+      <w:r>
+        <w:t>, e com a entrada de 500000 alunos, o tempo simplesmente explode</w:t>
+      </w:r>
+      <w:r>
+        <w:t>.</w:t>
+      </w:r>
+    </w:p>
+    <w:p>
+      <w:r>
+        <w:t xml:space="preserve">Já o Merge </w:t>
+      </w:r>
+      <w:proofErr w:type="spellStart"/>
+      <w:r>
+        <w:t>Sort</w:t>
+      </w:r>
+      <w:proofErr w:type="spellEnd"/>
+      <w:r>
+        <w:t xml:space="preserve"> apresentou um crescimento muito menor no tempo de execução. Mesmo utilizando entradas grandes, o algoritmo manteve tempos baixos, ficando abaixo de 1 segundo em todos os testes realizados.</w:t>
+      </w:r>
+    </w:p>
+    <w:p>
+      <w:r>
+        <w:t xml:space="preserve">Essa diferença ocorre devido à complexidade dos algoritmos. O Bubble </w:t>
+      </w:r>
+      <w:proofErr w:type="spellStart"/>
+      <w:r>
+        <w:t>Sort</w:t>
+      </w:r>
+      <w:proofErr w:type="spellEnd"/>
+      <w:r>
+        <w:t xml:space="preserve"> possui complexidade quadrática, enquanto o Merge </w:t>
+      </w:r>
+      <w:proofErr w:type="spellStart"/>
+      <w:r>
+        <w:t>Sort</w:t>
+      </w:r>
+      <w:proofErr w:type="spellEnd"/>
+      <w:r>
+        <w:t xml:space="preserve"> possui complexidade </w:t>
+      </w:r>
+      <w:proofErr w:type="gramStart"/>
+      <w:r>
+        <w:t>O(</w:t>
+      </w:r>
+      <w:proofErr w:type="gramEnd"/>
+      <w:r>
+        <w:t>n log n), tornando-o mais eficiente para grandes volumes de dados.</w:t>
+      </w:r>
+    </w:p>
+    <w:p>
+      <w:r>
+        <w:t xml:space="preserve">Os resultados obtidos demonstram claramente que o Merge </w:t>
+      </w:r>
+      <w:proofErr w:type="spellStart"/>
+      <w:r>
+        <w:t>Sort</w:t>
+      </w:r>
+      <w:proofErr w:type="spellEnd"/>
+      <w:r>
+        <w:t xml:space="preserve"> possui desempenho superior ao Bubble </w:t>
+      </w:r>
+      <w:proofErr w:type="spellStart"/>
+      <w:r>
+        <w:t>Sort</w:t>
+      </w:r>
+      <w:proofErr w:type="spellEnd"/>
+      <w:r>
+        <w:t xml:space="preserve"> em cenários com grande quantidade de elementos.</w:t>
       </w:r>
     </w:p>
     <w:p>
       <w:r>
         <w:pict w14:anchorId="3C99A478">
-          <v:rect id="_x0000_i1118" style="width:0;height:1.5pt" o:hralign="center" o:hrstd="t" o:hr="t" fillcolor="#a0a0a0" stroked="f"/>
+          <v:rect id="_x0000_i1030" style="width:0;height:1.5pt" o:hralign="center" o:hrstd="t" o:hr="t" fillcolor="#a0a0a0" stroked="f"/>
         </w:pict>
       </w:r>
     </w:p>
@@ -333,11 +414,14 @@
     </w:p>
     <w:p>
       <w:r>
+        <w:rPr>
+          <w:noProof/>
+        </w:rPr>
         <w:drawing>
-          <wp:inline distT="0" distB="0" distL="0" distR="0" wp14:anchorId="0E526425" wp14:editId="07208DBB">
-            <wp:extent cx="5400040" cy="441960"/>
-            <wp:effectExtent l="0" t="0" r="0" b="0"/>
-            <wp:docPr id="1926007511" name="Imagem 1"/>
+          <wp:inline distT="0" distB="0" distL="0" distR="0" wp14:anchorId="1F79BC3B" wp14:editId="3CBEE360">
+            <wp:extent cx="5400040" cy="530860"/>
+            <wp:effectExtent l="0" t="0" r="0" b="2540"/>
+            <wp:docPr id="2089190730" name="Imagem 1"/>
             <wp:cNvGraphicFramePr>
               <a:graphicFrameLocks xmlns:a="http://schemas.openxmlformats.org/drawingml/2006/main" noChangeAspect="1"/>
             </wp:cNvGraphicFramePr>
@@ -345,7 +429,7 @@
               <a:graphicData uri="http://schemas.openxmlformats.org/drawingml/2006/picture">
                 <pic:pic xmlns:pic="http://schemas.openxmlformats.org/drawingml/2006/picture">
                   <pic:nvPicPr>
-                    <pic:cNvPr id="1926007511" name=""/>
+                    <pic:cNvPr id="2089190730" name=""/>
                     <pic:cNvPicPr/>
                   </pic:nvPicPr>
                   <pic:blipFill>
@@ -357,7 +441,7 @@
                   <pic:spPr>
                     <a:xfrm>
                       <a:off x="0" y="0"/>
-                      <a:ext cx="5400040" cy="441960"/>
+                      <a:ext cx="5400040" cy="530860"/>
                     </a:xfrm>
                     <a:prstGeom prst="rect">
                       <a:avLst/>
@@ -371,7 +455,7 @@
       </w:r>
       <w:r>
         <w:pict w14:anchorId="6D477139">
-          <v:rect id="_x0000_i1119" style="width:0;height:1.5pt" o:hralign="center" o:hrstd="t" o:hr="t" fillcolor="#a0a0a0" stroked="f"/>
+          <v:rect id="_x0000_i1031" style="width:0;height:1.5pt" o:hralign="center" o:hrstd="t" o:hr="t" fillcolor="#a0a0a0" stroked="f"/>
         </w:pict>
       </w:r>
     </w:p>
@@ -392,11 +476,14 @@
     </w:p>
     <w:p>
       <w:r>
+        <w:rPr>
+          <w:noProof/>
+        </w:rPr>
         <w:drawing>
-          <wp:inline distT="0" distB="0" distL="0" distR="0" wp14:anchorId="01E47F5B" wp14:editId="68E7092C">
-            <wp:extent cx="5400040" cy="2004695"/>
+          <wp:inline distT="0" distB="0" distL="0" distR="0" wp14:anchorId="06342066" wp14:editId="26630EF3">
+            <wp:extent cx="5400040" cy="2022475"/>
             <wp:effectExtent l="0" t="0" r="0" b="0"/>
-            <wp:docPr id="1746275219" name="Imagem 1"/>
+            <wp:docPr id="597486305" name="Imagem 1"/>
             <wp:cNvGraphicFramePr>
               <a:graphicFrameLocks xmlns:a="http://schemas.openxmlformats.org/drawingml/2006/main" noChangeAspect="1"/>
             </wp:cNvGraphicFramePr>
@@ -404,7 +491,7 @@
               <a:graphicData uri="http://schemas.openxmlformats.org/drawingml/2006/picture">
                 <pic:pic xmlns:pic="http://schemas.openxmlformats.org/drawingml/2006/picture">
                   <pic:nvPicPr>
-                    <pic:cNvPr id="1746275219" name=""/>
+                    <pic:cNvPr id="597486305" name=""/>
                     <pic:cNvPicPr/>
                   </pic:nvPicPr>
                   <pic:blipFill>
@@ -416,7 +503,7 @@
                   <pic:spPr>
                     <a:xfrm>
                       <a:off x="0" y="0"/>
-                      <a:ext cx="5400040" cy="2004695"/>
+                      <a:ext cx="5400040" cy="2022475"/>
                     </a:xfrm>
                     <a:prstGeom prst="rect">
                       <a:avLst/>
@@ -430,7 +517,7 @@
       </w:r>
       <w:r>
         <w:pict w14:anchorId="68CF8B8B">
-          <v:rect id="_x0000_i1120" style="width:0;height:1.5pt" o:hralign="center" o:hrstd="t" o:hr="t" fillcolor="#a0a0a0" stroked="f"/>
+          <v:rect id="_x0000_i1032" style="width:0;height:1.5pt" o:hralign="center" o:hrstd="t" o:hr="t" fillcolor="#a0a0a0" stroked="f"/>
         </w:pict>
       </w:r>
     </w:p>
@@ -456,26 +543,187 @@
     </w:p>
     <w:p>
       <w:r>
-        <w:t xml:space="preserve">O Bubble Sort apresentou um crescimento extremamente elevado na quantidade de comparações conforme o tamanho da entrada aumentou. Nos testes com </w:t>
-      </w:r>
-      <w:r>
         <w:lastRenderedPageBreak/>
-        <w:t>200000 alunos, o algoritmo realizou aproximadamente 20 bilhões de comparações, demonstrando um crescimento muito alto em relação às entradas menores.</w:t>
-      </w:r>
-    </w:p>
-    <w:p>
-      <w:r>
-        <w:t>O Merge Sort apresentou uma quantidade muito menor de comparações quando comparado ao Bubble Sort. Mesmo nas maiores entradas, o número de comparações permaneceu na casa dos milhões, mantendo um crescimento mais controlado.</w:t>
-      </w:r>
-    </w:p>
-    <w:p>
-      <w:r>
-        <w:t>Durante os testes, observou-se também que o desvio padrão das comparações do Bubble Sort foi igual a zero. Isso ocorreu porque a implementação utilizada realiza sempre a mesma quantidade de comparações para um mesmo tamanho de entrada.</w:t>
-      </w:r>
-    </w:p>
-    <w:p>
-      <w:r>
-        <w:t>Os resultados confirmam o comportamento esperado teoricamente para ambos os algoritmos, demonstrando que o Merge Sort é significativamente mais eficiente para grandes volumes de dados.</w:t>
+        <w:t xml:space="preserve">O Bubble </w:t>
+      </w:r>
+      <w:proofErr w:type="spellStart"/>
+      <w:r>
+        <w:t>Sort</w:t>
+      </w:r>
+      <w:proofErr w:type="spellEnd"/>
+      <w:r>
+        <w:t xml:space="preserve"> apresentou um crescimento extremamente elevado na quantidade de comparações conforme o tamanho da entrada aumentou. Nos testes com 200000 alunos, o algoritmo realizou aproximadamente 20 bilhões de comparações, demonstrando um crescimento muito alto em relação às entradas menores</w:t>
+      </w:r>
+      <w:r>
+        <w:t xml:space="preserve">, já com 500000 alunos o número </w:t>
+      </w:r>
+      <w:r>
+        <w:t>foi pelo menos 5 vezes maior, embora a quantidade de aluno não tenha sido muito mais que o dobro</w:t>
+      </w:r>
+      <w:r>
+        <w:t>.</w:t>
+      </w:r>
+    </w:p>
+    <w:p>
+      <w:r>
+        <w:t xml:space="preserve">O Merge </w:t>
+      </w:r>
+      <w:proofErr w:type="spellStart"/>
+      <w:r>
+        <w:t>Sort</w:t>
+      </w:r>
+      <w:proofErr w:type="spellEnd"/>
+      <w:r>
+        <w:t xml:space="preserve"> apresentou uma quantidade muito menor de comparações quando comparado ao Bubble </w:t>
+      </w:r>
+      <w:proofErr w:type="spellStart"/>
+      <w:r>
+        <w:t>Sort</w:t>
+      </w:r>
+      <w:proofErr w:type="spellEnd"/>
+      <w:r>
+        <w:t>. Mesmo nas maiores entradas, o número de comparações permaneceu na casa dos milhões, mantendo um crescimento mais controlado.</w:t>
+      </w:r>
+    </w:p>
+    <w:p>
+      <w:r>
+        <w:t xml:space="preserve">Durante os testes, observou-se também que o desvio padrão das comparações do Bubble </w:t>
+      </w:r>
+      <w:proofErr w:type="spellStart"/>
+      <w:r>
+        <w:t>Sort</w:t>
+      </w:r>
+      <w:proofErr w:type="spellEnd"/>
+      <w:r>
+        <w:t xml:space="preserve"> foi igual a zero. Isso ocorreu porque a implementação utilizada realiza sempre a mesma quantidade de comparações para um mesmo tamanho de entrada.</w:t>
+      </w:r>
+    </w:p>
+    <w:p>
+      <w:r>
+        <w:t xml:space="preserve">Os resultados confirmam o comportamento esperado teoricamente para ambos os algoritmos, demonstrando que o Merge </w:t>
+      </w:r>
+      <w:proofErr w:type="spellStart"/>
+      <w:r>
+        <w:t>Sort</w:t>
+      </w:r>
+      <w:proofErr w:type="spellEnd"/>
+      <w:r>
+        <w:t xml:space="preserve"> é significativamente mais eficiente para grandes volumes de dados.</w:t>
+      </w:r>
+    </w:p>
+    <w:p>
+      <w:r>
+        <w:pict w14:anchorId="53C550EC">
+          <v:rect id="_x0000_i1033" style="width:0;height:1.5pt" o:hralign="center" o:hrstd="t" o:hr="t" fillcolor="#a0a0a0" stroked="f"/>
+        </w:pict>
+      </w:r>
+    </w:p>
+    <w:p>
+      <w:pPr>
+        <w:rPr>
+          <w:b/>
+          <w:bCs/>
+        </w:rPr>
+      </w:pPr>
+      <w:r>
+        <w:rPr>
+          <w:b/>
+          <w:bCs/>
+        </w:rPr>
+        <w:t xml:space="preserve">Configuração </w:t>
+      </w:r>
+      <w:r>
+        <w:rPr>
+          <w:b/>
+          <w:bCs/>
+        </w:rPr>
+        <w:t xml:space="preserve">do </w:t>
+      </w:r>
+      <w:r>
+        <w:rPr>
+          <w:b/>
+          <w:bCs/>
+        </w:rPr>
+        <w:t>C</w:t>
+      </w:r>
+      <w:r>
+        <w:rPr>
+          <w:b/>
+          <w:bCs/>
+        </w:rPr>
+        <w:t xml:space="preserve">omputador de </w:t>
+      </w:r>
+      <w:r>
+        <w:rPr>
+          <w:b/>
+          <w:bCs/>
+        </w:rPr>
+        <w:t>T</w:t>
+      </w:r>
+      <w:r>
+        <w:rPr>
+          <w:b/>
+          <w:bCs/>
+        </w:rPr>
+        <w:t>este</w:t>
+      </w:r>
+    </w:p>
+    <w:p>
+      <w:r>
+        <w:t>Processador: i5 10400 2.4Ghz</w:t>
+      </w:r>
+      <w:r>
+        <w:t xml:space="preserve"> | 6 cores/12 threads</w:t>
+      </w:r>
+    </w:p>
+    <w:p>
+      <w:r>
+        <w:t xml:space="preserve">Placa mãe: </w:t>
+      </w:r>
+      <w:proofErr w:type="spellStart"/>
+      <w:r>
+        <w:t>Gigayte</w:t>
+      </w:r>
+      <w:proofErr w:type="spellEnd"/>
+      <w:r>
+        <w:t xml:space="preserve"> B560m </w:t>
+      </w:r>
+      <w:proofErr w:type="spellStart"/>
+      <w:r>
+        <w:t>Aorus</w:t>
+      </w:r>
+      <w:proofErr w:type="spellEnd"/>
+      <w:r>
+        <w:t xml:space="preserve"> Elite</w:t>
+      </w:r>
+    </w:p>
+    <w:p>
+      <w:r>
+        <w:t xml:space="preserve">Memória </w:t>
+      </w:r>
+      <w:proofErr w:type="spellStart"/>
+      <w:r>
+        <w:t>Ram</w:t>
+      </w:r>
+      <w:proofErr w:type="spellEnd"/>
+      <w:r>
+        <w:t xml:space="preserve">: 1x16gb </w:t>
+      </w:r>
+      <w:r>
+        <w:t>DDR</w:t>
+      </w:r>
+      <w:r>
+        <w:t>4 2666mhz</w:t>
+      </w:r>
+    </w:p>
+    <w:p>
+      <w:r>
+        <w:t>Placa de Vídeo: RX 6600 6gb GDDR6</w:t>
+      </w:r>
+    </w:p>
+    <w:p>
+      <w:r>
+        <w:t xml:space="preserve">Armazenamento: SSD SATA 240GB </w:t>
       </w:r>
     </w:p>
     <w:p/>
@@ -889,7 +1137,7 @@
   <w:style w:type="paragraph" w:default="1" w:styleId="Normal">
     <w:name w:val="Normal"/>
     <w:qFormat/>
-    <w:rsid w:val="005F19B4"/>
+    <w:rsid w:val="002C084D"/>
   </w:style>
   <w:style w:type="paragraph" w:styleId="Ttulo1">
     <w:name w:val="heading 1"/>
@@ -1093,6 +1341,7 @@
   <w:style w:type="character" w:default="1" w:styleId="Fontepargpadro">
     <w:name w:val="Default Paragraph Font"/>
     <w:uiPriority w:val="1"/>
+    <w:semiHidden/>
     <w:unhideWhenUsed/>
   </w:style>
   <w:style w:type="table" w:default="1" w:styleId="Tabelanormal">
